--- a/FinML/Homework/HW-4.docx
+++ b/FinML/Homework/HW-4.docx
@@ -25,70 +25,58 @@
           <w:color w:val="000000" w:themeColor="text1"/>
           <w:sz w:val="24"/>
           <w:szCs w:val="24"/>
-          <w:lang w:val="en-US"/>
-        </w:rPr>
-        <w:t xml:space="preserve">ML </w:t>
-      </w:r>
-      <w:r>
-        <w:rPr>
-          <w:rFonts w:ascii="Times New Roman" w:hAnsi="Times New Roman" w:cs="Times New Roman"/>
+          <w:lang w:val="ru-RU"/>
+        </w:rPr>
+        <w:t>Портфельная стратегия</w:t>
+      </w:r>
+    </w:p>
+    <w:p>
+      <w:pPr>
+        <w:pStyle w:val="Heading1"/>
+        <w:rPr>
+          <w:sz w:val="24"/>
+          <w:szCs w:val="24"/>
+          <w:lang w:val="ru-RU"/>
+        </w:rPr>
+      </w:pPr>
+      <w:r>
+        <w:rPr>
+          <w:sz w:val="24"/>
+          <w:szCs w:val="24"/>
+        </w:rPr>
+        <w:t xml:space="preserve">Домашнее задание No </w:t>
+      </w:r>
+      <w:r>
+        <w:rPr>
+          <w:sz w:val="24"/>
+          <w:szCs w:val="24"/>
+          <w:lang w:val="ru-RU"/>
+        </w:rPr>
+        <w:t>4</w:t>
+      </w:r>
+    </w:p>
+    <w:p>
+      <w:pPr>
+        <w:spacing w:line="276" w:lineRule="auto"/>
+        <w:rPr>
+          <w:sz w:val="24"/>
+          <w:szCs w:val="24"/>
+        </w:rPr>
+      </w:pPr>
+    </w:p>
+    <w:p>
+      <w:pPr>
+        <w:spacing w:line="276" w:lineRule="auto"/>
+        <w:rPr>
+          <w:sz w:val="24"/>
+          <w:szCs w:val="24"/>
+          <w:lang w:val="ru-RU"/>
+        </w:rPr>
+      </w:pPr>
+      <w:r>
+        <w:rPr>
           <w:b/>
           <w:bCs/>
-          <w:color w:val="000000" w:themeColor="text1"/>
-          <w:sz w:val="24"/>
-          <w:szCs w:val="24"/>
-          <w:lang w:val="ru-RU"/>
-        </w:rPr>
-        <w:t>модель</w:t>
-      </w:r>
-    </w:p>
-    <w:p>
-      <w:pPr>
-        <w:pStyle w:val="Heading1"/>
-        <w:rPr>
-          <w:sz w:val="24"/>
-          <w:szCs w:val="24"/>
-          <w:lang w:val="ru-RU"/>
-        </w:rPr>
-      </w:pPr>
-      <w:r>
-        <w:rPr>
-          <w:sz w:val="24"/>
-          <w:szCs w:val="24"/>
-        </w:rPr>
-        <w:t xml:space="preserve">Домашнее задание No </w:t>
-      </w:r>
-      <w:r>
-        <w:rPr>
-          <w:sz w:val="24"/>
-          <w:szCs w:val="24"/>
-          <w:lang w:val="ru-RU"/>
-        </w:rPr>
-        <w:t>4</w:t>
-      </w:r>
-    </w:p>
-    <w:p>
-      <w:pPr>
-        <w:spacing w:line="276" w:lineRule="auto"/>
-        <w:rPr>
-          <w:sz w:val="24"/>
-          <w:szCs w:val="24"/>
-        </w:rPr>
-      </w:pPr>
-    </w:p>
-    <w:p>
-      <w:pPr>
-        <w:spacing w:line="276" w:lineRule="auto"/>
-        <w:rPr>
-          <w:sz w:val="24"/>
-          <w:szCs w:val="24"/>
-          <w:lang w:val="ru-RU"/>
-        </w:rPr>
-      </w:pPr>
-      <w:r>
-        <w:rPr>
-          <w:b/>
-          <w:bCs/>
           <w:sz w:val="24"/>
           <w:szCs w:val="24"/>
         </w:rPr>
@@ -115,7 +103,23 @@
           <w:szCs w:val="24"/>
           <w:lang w:val="ru-RU"/>
         </w:rPr>
-        <w:t>построении модели машинного обучения для формирования вашей торговой стратегии.</w:t>
+        <w:t xml:space="preserve">построении </w:t>
+      </w:r>
+      <w:r>
+        <w:rPr>
+          <w:sz w:val="24"/>
+          <w:szCs w:val="24"/>
+          <w:lang w:val="ru-RU"/>
+        </w:rPr>
+        <w:t>портфельной</w:t>
+      </w:r>
+      <w:r>
+        <w:rPr>
+          <w:sz w:val="24"/>
+          <w:szCs w:val="24"/>
+          <w:lang w:val="ru-RU"/>
+        </w:rPr>
+        <w:t xml:space="preserve"> стратегии.</w:t>
       </w:r>
     </w:p>
     <w:p>
@@ -158,7 +162,22 @@
                 <w:sz w:val="24"/>
                 <w:szCs w:val="24"/>
               </w:rPr>
-              <w:t>Уважаемый слушатель!</w:t>
+              <w:t xml:space="preserve">Уважаемый </w:t>
+            </w:r>
+            <w:r>
+              <w:rPr>
+                <w:sz w:val="24"/>
+                <w:szCs w:val="24"/>
+                <w:lang w:val="ru-RU"/>
+              </w:rPr>
+              <w:t>студент</w:t>
+            </w:r>
+            <w:r>
+              <w:rPr>
+                <w:sz w:val="24"/>
+                <w:szCs w:val="24"/>
+              </w:rPr>
+              <w:t>!</w:t>
             </w:r>
           </w:p>
           <w:p>
@@ -185,7 +204,7 @@
                 <w:szCs w:val="24"/>
                 <w:lang w:val="ru-RU"/>
               </w:rPr>
-              <w:t xml:space="preserve">успешно создали конвейер подготовки данных для построения полноценной модели машинного обучения и обеспечили регулярное пополнение </w:t>
+              <w:t xml:space="preserve">успешно создали конвейер подготовки данных и </w:t>
             </w:r>
             <w:r>
               <w:rPr>
@@ -193,7 +212,7 @@
                 <w:szCs w:val="24"/>
                 <w:lang w:val="ru-RU"/>
               </w:rPr>
-              <w:t>д</w:t>
+              <w:t>построили модель на базе технического анализа</w:t>
             </w:r>
             <w:r>
               <w:rPr>
@@ -201,7 +220,15 @@
                 <w:szCs w:val="24"/>
                 <w:lang w:val="ru-RU"/>
               </w:rPr>
-              <w:t>анных.</w:t>
+              <w:t>.</w:t>
+            </w:r>
+            <w:r>
+              <w:rPr>
+                <w:sz w:val="24"/>
+                <w:szCs w:val="24"/>
+                <w:lang w:val="ru-RU"/>
+              </w:rPr>
+              <w:t xml:space="preserve"> Ваша модель работает «лучше» рынка, но результат не очень стабилен, и она иногда показывает значительные просадки. </w:t>
             </w:r>
           </w:p>
           <w:p>
@@ -228,7 +255,7 @@
                 <w:szCs w:val="24"/>
                 <w:lang w:val="ru-RU"/>
               </w:rPr>
-              <w:t>ы решаете построить более сложные модели машинного обучения</w:t>
+              <w:t xml:space="preserve">ы решаете построить </w:t>
             </w:r>
             <w:r>
               <w:rPr>
@@ -236,47 +263,43 @@
                 <w:szCs w:val="24"/>
                 <w:lang w:val="ru-RU"/>
               </w:rPr>
-              <w:t xml:space="preserve"> на тих данных и на первом шаге выбираете модели классического M</w:t>
+              <w:t xml:space="preserve">применить </w:t>
             </w:r>
+            <w:proofErr w:type="spellStart"/>
             <w:r>
               <w:rPr>
                 <w:sz w:val="24"/>
                 <w:szCs w:val="24"/>
-                <w:lang w:val="en-US"/>
-              </w:rPr>
-              <w:t>L</w:t>
+                <w:lang w:val="ru-RU"/>
+              </w:rPr>
+              <w:t>потрфельную</w:t>
             </w:r>
+            <w:proofErr w:type="spellEnd"/>
             <w:r>
               <w:rPr>
                 <w:sz w:val="24"/>
                 <w:szCs w:val="24"/>
                 <w:lang w:val="ru-RU"/>
               </w:rPr>
-              <w:t>.</w:t>
+              <w:t xml:space="preserve"> стратегию с целью минимизации рисков. Основной операцией у вас будет не покупка/продажа отдельной позиции, а </w:t>
             </w:r>
+            <w:proofErr w:type="spellStart"/>
             <w:r>
               <w:rPr>
                 <w:sz w:val="24"/>
                 <w:szCs w:val="24"/>
                 <w:lang w:val="ru-RU"/>
               </w:rPr>
-              <w:t xml:space="preserve"> </w:t>
+              <w:t>ребалансировка</w:t>
             </w:r>
+            <w:proofErr w:type="spellEnd"/>
             <w:r>
               <w:rPr>
                 <w:sz w:val="24"/>
                 <w:szCs w:val="24"/>
                 <w:lang w:val="ru-RU"/>
               </w:rPr>
-              <w:t>Так же вы понимаете, что поскольку исходные данные представляют собой временные ряды, вам было бы полезно применить соответствующие методы.</w:t>
-            </w:r>
-            <w:r>
-              <w:rPr>
-                <w:sz w:val="24"/>
-                <w:szCs w:val="24"/>
-                <w:lang w:val="ru-RU"/>
-              </w:rPr>
-              <w:t xml:space="preserve"> Так же не забудьте, что регуляризация позволяет эффективно бороться с переобучением.</w:t>
+              <w:t xml:space="preserve"> портфеля с целью уменьшения рисков и стабилизации результатов вашей торговой стратегии.</w:t>
             </w:r>
           </w:p>
           <w:p>
@@ -356,6 +379,11 @@
     </w:p>
     <w:p>
       <w:pPr>
+        <w:pStyle w:val="ListParagraph"/>
+        <w:numPr>
+          <w:ilvl w:val="0"/>
+          <w:numId w:val="2"/>
+        </w:numPr>
         <w:spacing w:line="276" w:lineRule="auto"/>
         <w:rPr>
           <w:sz w:val="24"/>
@@ -367,21 +395,6 @@
         <w:rPr>
           <w:sz w:val="24"/>
           <w:szCs w:val="24"/>
-        </w:rPr>
-        <w:t>1.</w:t>
-      </w:r>
-      <w:r>
-        <w:rPr>
-          <w:sz w:val="24"/>
-          <w:szCs w:val="24"/>
-          <w:lang w:val="ru-RU"/>
-        </w:rPr>
-        <w:t> </w:t>
-      </w:r>
-      <w:r>
-        <w:rPr>
-          <w:sz w:val="24"/>
-          <w:szCs w:val="24"/>
           <w:lang w:val="ru-RU"/>
         </w:rPr>
         <w:t xml:space="preserve">Создать </w:t>
@@ -392,27 +405,24 @@
           <w:szCs w:val="24"/>
           <w:lang w:val="ru-RU"/>
         </w:rPr>
-        <w:t>модель (торговую стратегию) на основе классического машинного обучения для прогнозирования оптимального торгового действия</w:t>
-      </w:r>
-      <w:r>
-        <w:rPr>
-          <w:sz w:val="24"/>
-          <w:szCs w:val="24"/>
-          <w:lang w:val="ru-RU"/>
-        </w:rPr>
-        <w:t>.</w:t>
-      </w:r>
-      <w:r>
-        <w:rPr>
-          <w:sz w:val="24"/>
-          <w:szCs w:val="24"/>
-          <w:lang w:val="ru-RU"/>
-        </w:rPr>
-        <w:t xml:space="preserve"> </w:t>
+        <w:t xml:space="preserve">модель (торговую стратегию) на основе классического </w:t>
+      </w:r>
+      <w:r>
+        <w:rPr>
+          <w:sz w:val="24"/>
+          <w:szCs w:val="24"/>
+          <w:lang w:val="ru-RU"/>
+        </w:rPr>
+        <w:t>портфеля.</w:t>
       </w:r>
     </w:p>
     <w:p>
       <w:pPr>
+        <w:pStyle w:val="ListParagraph"/>
+        <w:numPr>
+          <w:ilvl w:val="0"/>
+          <w:numId w:val="2"/>
+        </w:numPr>
         <w:spacing w:line="276" w:lineRule="auto"/>
         <w:rPr>
           <w:sz w:val="24"/>
@@ -426,23 +436,7 @@
           <w:szCs w:val="24"/>
           <w:lang w:val="ru-RU"/>
         </w:rPr>
-        <w:t>2.</w:t>
-      </w:r>
-      <w:r>
-        <w:rPr>
-          <w:sz w:val="24"/>
-          <w:szCs w:val="24"/>
-          <w:lang w:val="ru-RU"/>
-        </w:rPr>
-        <w:t> </w:t>
-      </w:r>
-      <w:r>
-        <w:rPr>
-          <w:sz w:val="24"/>
-          <w:szCs w:val="24"/>
-          <w:lang w:val="ru-RU"/>
-        </w:rPr>
-        <w:t xml:space="preserve">Провести тестирование разработанной стратегии на валидационном </w:t>
+        <w:t xml:space="preserve">Протестировать различные уровни риска как </w:t>
       </w:r>
       <w:proofErr w:type="spellStart"/>
       <w:r>
@@ -451,7 +445,7 @@
           <w:szCs w:val="24"/>
           <w:lang w:val="ru-RU"/>
         </w:rPr>
-        <w:t>датасете</w:t>
+        <w:t>гиперпараметра</w:t>
       </w:r>
       <w:proofErr w:type="spellEnd"/>
       <w:r>
@@ -460,7 +454,7 @@
           <w:szCs w:val="24"/>
           <w:lang w:val="ru-RU"/>
         </w:rPr>
-        <w:t>.</w:t>
+        <w:t xml:space="preserve"> модели для достижения вашего конкретного уровня доходности/риска.</w:t>
       </w:r>
     </w:p>
     <w:p>
@@ -484,6 +478,7 @@
         <w:rPr>
           <w:sz w:val="24"/>
           <w:szCs w:val="24"/>
+          <w:lang w:val="ru-RU"/>
         </w:rPr>
         <w:t>.</w:t>
       </w:r>
@@ -501,24 +496,18 @@
           <w:szCs w:val="24"/>
           <w:lang w:val="ru-RU"/>
         </w:rPr>
-        <w:t>Зафиксировать</w:t>
-      </w:r>
-      <w:r>
-        <w:rPr>
-          <w:sz w:val="24"/>
-          <w:szCs w:val="24"/>
-          <w:lang w:val="ru-RU"/>
-        </w:rPr>
-        <w:t xml:space="preserve"> </w:t>
-      </w:r>
-      <w:r>
-        <w:rPr>
-          <w:sz w:val="24"/>
-          <w:szCs w:val="24"/>
-          <w:lang w:val="ru-RU"/>
-        </w:rPr>
-        <w:t>метрики модели для дальнейшего сравнения экспериментов</w:t>
-      </w:r>
+        <w:t xml:space="preserve">Провести тестирование разработанной стратегии на валидационном </w:t>
+      </w:r>
+      <w:proofErr w:type="spellStart"/>
+      <w:r>
+        <w:rPr>
+          <w:sz w:val="24"/>
+          <w:szCs w:val="24"/>
+          <w:lang w:val="ru-RU"/>
+        </w:rPr>
+        <w:t>датасете</w:t>
+      </w:r>
+      <w:proofErr w:type="spellEnd"/>
       <w:r>
         <w:rPr>
           <w:sz w:val="24"/>
@@ -583,7 +572,15 @@
           <w:szCs w:val="24"/>
           <w:lang w:val="ru-RU"/>
         </w:rPr>
-        <w:t>эффективность различных торговых стратегий</w:t>
+        <w:t xml:space="preserve">эффективность различных </w:t>
+      </w:r>
+      <w:r>
+        <w:rPr>
+          <w:sz w:val="24"/>
+          <w:szCs w:val="24"/>
+          <w:lang w:val="ru-RU"/>
+        </w:rPr>
+        <w:t>портфелей по критерию риск/доходность</w:t>
       </w:r>
       <w:r>
         <w:rPr>
@@ -1150,8 +1147,100 @@
       </w:rPr>
     </w:lvl>
   </w:abstractNum>
+  <w:abstractNum w:abstractNumId="1" w15:restartNumberingAfterBreak="0">
+    <w:nsid w:val="58091B20"/>
+    <w:multiLevelType w:val="hybridMultilevel"/>
+    <w:tmpl w:val="D2AA47CC"/>
+    <w:lvl w:ilvl="0" w:tplc="E7646BE6">
+      <w:start w:val="1"/>
+      <w:numFmt w:val="decimal"/>
+      <w:lvlText w:val="%1."/>
+      <w:lvlJc w:val="left"/>
+      <w:pPr>
+        <w:ind w:left="1069" w:hanging="360"/>
+      </w:pPr>
+      <w:rPr>
+        <w:rFonts w:hint="default"/>
+      </w:rPr>
+    </w:lvl>
+    <w:lvl w:ilvl="1" w:tplc="04090019" w:tentative="1">
+      <w:start w:val="1"/>
+      <w:numFmt w:val="lowerLetter"/>
+      <w:lvlText w:val="%2."/>
+      <w:lvlJc w:val="left"/>
+      <w:pPr>
+        <w:ind w:left="1789" w:hanging="360"/>
+      </w:pPr>
+    </w:lvl>
+    <w:lvl w:ilvl="2" w:tplc="0409001B" w:tentative="1">
+      <w:start w:val="1"/>
+      <w:numFmt w:val="lowerRoman"/>
+      <w:lvlText w:val="%3."/>
+      <w:lvlJc w:val="right"/>
+      <w:pPr>
+        <w:ind w:left="2509" w:hanging="180"/>
+      </w:pPr>
+    </w:lvl>
+    <w:lvl w:ilvl="3" w:tplc="0409000F" w:tentative="1">
+      <w:start w:val="1"/>
+      <w:numFmt w:val="decimal"/>
+      <w:lvlText w:val="%4."/>
+      <w:lvlJc w:val="left"/>
+      <w:pPr>
+        <w:ind w:left="3229" w:hanging="360"/>
+      </w:pPr>
+    </w:lvl>
+    <w:lvl w:ilvl="4" w:tplc="04090019" w:tentative="1">
+      <w:start w:val="1"/>
+      <w:numFmt w:val="lowerLetter"/>
+      <w:lvlText w:val="%5."/>
+      <w:lvlJc w:val="left"/>
+      <w:pPr>
+        <w:ind w:left="3949" w:hanging="360"/>
+      </w:pPr>
+    </w:lvl>
+    <w:lvl w:ilvl="5" w:tplc="0409001B" w:tentative="1">
+      <w:start w:val="1"/>
+      <w:numFmt w:val="lowerRoman"/>
+      <w:lvlText w:val="%6."/>
+      <w:lvlJc w:val="right"/>
+      <w:pPr>
+        <w:ind w:left="4669" w:hanging="180"/>
+      </w:pPr>
+    </w:lvl>
+    <w:lvl w:ilvl="6" w:tplc="0409000F" w:tentative="1">
+      <w:start w:val="1"/>
+      <w:numFmt w:val="decimal"/>
+      <w:lvlText w:val="%7."/>
+      <w:lvlJc w:val="left"/>
+      <w:pPr>
+        <w:ind w:left="5389" w:hanging="360"/>
+      </w:pPr>
+    </w:lvl>
+    <w:lvl w:ilvl="7" w:tplc="04090019" w:tentative="1">
+      <w:start w:val="1"/>
+      <w:numFmt w:val="lowerLetter"/>
+      <w:lvlText w:val="%8."/>
+      <w:lvlJc w:val="left"/>
+      <w:pPr>
+        <w:ind w:left="6109" w:hanging="360"/>
+      </w:pPr>
+    </w:lvl>
+    <w:lvl w:ilvl="8" w:tplc="0409001B" w:tentative="1">
+      <w:start w:val="1"/>
+      <w:numFmt w:val="lowerRoman"/>
+      <w:lvlText w:val="%9."/>
+      <w:lvlJc w:val="right"/>
+      <w:pPr>
+        <w:ind w:left="6829" w:hanging="180"/>
+      </w:pPr>
+    </w:lvl>
+  </w:abstractNum>
   <w:num w:numId="1">
     <w:abstractNumId w:val="0"/>
+  </w:num>
+  <w:num w:numId="2">
+    <w:abstractNumId w:val="1"/>
   </w:num>
 </w:numbering>
 </file>
